--- a/EXERCICES/LOT IA - IA et assistance generative/IA-31/IA-31_fiche.docx
+++ b/EXERCICES/LOT IA - IA et assistance generative/IA-31/IA-31_fiche.docx
@@ -86,7 +86,7 @@
                 <w:b w:val="0"/>
                 <w:sz w:val="19"/>
               </w:rPr>
-              <w:t>IA6 · Agents et protocoles</w:t>
+              <w:t>IA7 · Agents et protocoles</w:t>
             </w:r>
           </w:p>
         </w:tc>
